--- a/Science Books/QED Course/Lesson 41 The QED Lagrangian.docx
+++ b/Science Books/QED Course/Lesson 41 The QED Lagrangian.docx
@@ -421,8 +421,112 @@
       </w:pPr>
       <m:oMathPara>
         <m:oMath>
+          <m:sSub>
+            <m:e>
+              <m:r>
+                <m:t xml:space="preserve">ℒ</m:t>
+              </m:r>
+            </m:e>
+            <m:sub>
+              <m:r>
+                <m:t xml:space="preserve">QED</m:t>
+              </m:r>
+            </m:sub>
+          </m:sSub>
           <m:r>
-            <m:t xml:space="preserve">ℒ_QED = − (1/4) F_μνF^μν + ψ̄ ( iγ^μD_μ − m ) ψ</m:t>
+            <m:t xml:space="preserve">=</m:t>
+          </m:r>
+          <m:r>
+            <m:t xml:space="preserve">−</m:t>
+          </m:r>
+          <m:f>
+            <m:num>
+              <m:r>
+                <m:t xml:space="preserve">1</m:t>
+              </m:r>
+            </m:num>
+            <m:den>
+              <m:r>
+                <m:t xml:space="preserve">4</m:t>
+              </m:r>
+            </m:den>
+          </m:f>
+          <m:r>
+            <m:t xml:space="preserve"> </m:t>
+          </m:r>
+          <m:sSub>
+            <m:e>
+              <m:r>
+                <m:t xml:space="preserve">F</m:t>
+              </m:r>
+            </m:e>
+            <m:sub>
+              <m:r>
+                <m:t xml:space="preserve">μν</m:t>
+              </m:r>
+            </m:sub>
+          </m:sSub>
+          <m:sSup>
+            <m:e>
+              <m:r>
+                <m:t xml:space="preserve">F</m:t>
+              </m:r>
+            </m:e>
+            <m:sup>
+              <m:r>
+                <m:t xml:space="preserve">μν</m:t>
+              </m:r>
+            </m:sup>
+          </m:sSup>
+          <m:r>
+            <m:t xml:space="preserve">+</m:t>
+          </m:r>
+          <m:r>
+            <m:t xml:space="preserve">ψ̄</m:t>
+          </m:r>
+          <m:r>
+            <m:t xml:space="preserve"> </m:t>
+          </m:r>
+          <m:d>
+            <m:dPr/>
+            <m:e>
+              <m:sSup>
+                <m:e>
+                  <m:r>
+                    <m:t xml:space="preserve">iγ</m:t>
+                  </m:r>
+                </m:e>
+                <m:sup>
+                  <m:r>
+                    <m:t xml:space="preserve">μ</m:t>
+                  </m:r>
+                </m:sup>
+              </m:sSup>
+              <m:sSub>
+                <m:e>
+                  <m:r>
+                    <m:t xml:space="preserve">D</m:t>
+                  </m:r>
+                </m:e>
+                <m:sub>
+                  <m:r>
+                    <m:t xml:space="preserve">μ</m:t>
+                  </m:r>
+                </m:sub>
+              </m:sSub>
+              <m:r>
+                <m:t xml:space="preserve">−</m:t>
+              </m:r>
+              <m:r>
+                <m:t xml:space="preserve">m</m:t>
+              </m:r>
+            </m:e>
+          </m:d>
+          <m:r>
+            <m:t xml:space="preserve"> </m:t>
+          </m:r>
+          <m:r>
+            <m:t xml:space="preserve">ψ</m:t>
           </m:r>
         </m:oMath>
       </m:oMathPara>
@@ -439,9 +543,146 @@
       </w:pPr>
       <m:oMathPara>
         <m:oMath>
+          <m:sSub>
+            <m:e>
+              <m:r>
+                <m:t xml:space="preserve">ℒ</m:t>
+              </m:r>
+            </m:e>
+            <m:sub>
+              <m:r>
+                <m:t xml:space="preserve">QED</m:t>
+              </m:r>
+            </m:sub>
+          </m:sSub>
           <m:r>
-            <m:t xml:space="preserve">ℒ_QED = − (1/4) F_μνF^μν + ψ̄(iγ^μ∂_μ−m)ψ + e ψ̄γ^μψ A_μ</m:t>
+            <m:t xml:space="preserve">=</m:t>
           </m:r>
+          <m:r>
+            <m:t xml:space="preserve">−</m:t>
+          </m:r>
+          <m:f>
+            <m:num>
+              <m:r>
+                <m:t xml:space="preserve">1</m:t>
+              </m:r>
+            </m:num>
+            <m:den>
+              <m:r>
+                <m:t xml:space="preserve">4</m:t>
+              </m:r>
+            </m:den>
+          </m:f>
+          <m:r>
+            <m:t xml:space="preserve"> </m:t>
+          </m:r>
+          <m:sSub>
+            <m:e>
+              <m:r>
+                <m:t xml:space="preserve">F</m:t>
+              </m:r>
+            </m:e>
+            <m:sub>
+              <m:r>
+                <m:t xml:space="preserve">μν</m:t>
+              </m:r>
+            </m:sub>
+          </m:sSub>
+          <m:sSup>
+            <m:e>
+              <m:r>
+                <m:t xml:space="preserve">F</m:t>
+              </m:r>
+            </m:e>
+            <m:sup>
+              <m:r>
+                <m:t xml:space="preserve">μν</m:t>
+              </m:r>
+            </m:sup>
+          </m:sSup>
+          <m:r>
+            <m:t xml:space="preserve">+</m:t>
+          </m:r>
+          <m:r>
+            <m:t xml:space="preserve">ψ̄</m:t>
+          </m:r>
+          <m:d>
+            <m:dPr/>
+            <m:e>
+              <m:sSup>
+                <m:e>
+                  <m:r>
+                    <m:t xml:space="preserve">iγ</m:t>
+                  </m:r>
+                </m:e>
+                <m:sup>
+                  <m:r>
+                    <m:t xml:space="preserve">μ</m:t>
+                  </m:r>
+                </m:sup>
+              </m:sSup>
+              <m:sSub>
+                <m:e>
+                  <m:r>
+                    <m:t xml:space="preserve">∂</m:t>
+                  </m:r>
+                </m:e>
+                <m:sub>
+                  <m:r>
+                    <m:t xml:space="preserve">μ</m:t>
+                  </m:r>
+                </m:sub>
+              </m:sSub>
+              <m:r>
+                <m:t xml:space="preserve">−</m:t>
+              </m:r>
+              <m:r>
+                <m:t xml:space="preserve">m</m:t>
+              </m:r>
+            </m:e>
+          </m:d>
+          <m:r>
+            <m:t xml:space="preserve">ψ</m:t>
+          </m:r>
+          <m:r>
+            <m:t xml:space="preserve">+</m:t>
+          </m:r>
+          <m:r>
+            <m:t xml:space="preserve">e</m:t>
+          </m:r>
+          <m:r>
+            <m:t xml:space="preserve"> </m:t>
+          </m:r>
+          <m:sSup>
+            <m:e>
+              <m:r>
+                <m:t xml:space="preserve">ψ̄γ</m:t>
+              </m:r>
+            </m:e>
+            <m:sup>
+              <m:r>
+                <m:t xml:space="preserve">μ</m:t>
+              </m:r>
+            </m:sup>
+          </m:sSup>
+          <m:r>
+            <m:t xml:space="preserve">ψ</m:t>
+          </m:r>
+          <m:r>
+            <m:t xml:space="preserve"> </m:t>
+          </m:r>
+          <m:sSub>
+            <m:e>
+              <m:r>
+                <m:t xml:space="preserve">A</m:t>
+              </m:r>
+            </m:e>
+            <m:sub>
+              <m:r>
+                <m:t xml:space="preserve">μ</m:t>
+              </m:r>
+            </m:sub>
+          </m:sSub>
         </m:oMath>
       </m:oMathPara>
     </w:p>
@@ -504,9 +745,122 @@
       </w:pPr>
       <m:oMathPara>
         <m:oMath>
+          <m:sSub>
+            <m:e>
+              <m:r>
+                <m:t xml:space="preserve">ℒ</m:t>
+              </m:r>
+            </m:e>
+            <m:sub>
+              <m:r>
+                <m:t xml:space="preserve">QED</m:t>
+              </m:r>
+            </m:sub>
+          </m:sSub>
           <m:r>
-            <m:t xml:space="preserve">ℒ_QED → − (1/4) F_μνF^μν + ψ̄(iγ^μD_μ−m)ψ = ℒ_QED</m:t>
+            <m:t xml:space="preserve">→</m:t>
           </m:r>
+          <m:r>
+            <m:t xml:space="preserve">−</m:t>
+          </m:r>
+          <m:f>
+            <m:num>
+              <m:r>
+                <m:t xml:space="preserve">1</m:t>
+              </m:r>
+            </m:num>
+            <m:den>
+              <m:r>
+                <m:t xml:space="preserve">4</m:t>
+              </m:r>
+            </m:den>
+          </m:f>
+          <m:r>
+            <m:t xml:space="preserve"> </m:t>
+          </m:r>
+          <m:sSub>
+            <m:e>
+              <m:r>
+                <m:t xml:space="preserve">F</m:t>
+              </m:r>
+            </m:e>
+            <m:sub>
+              <m:r>
+                <m:t xml:space="preserve">μν</m:t>
+              </m:r>
+            </m:sub>
+          </m:sSub>
+          <m:sSup>
+            <m:e>
+              <m:r>
+                <m:t xml:space="preserve">F</m:t>
+              </m:r>
+            </m:e>
+            <m:sup>
+              <m:r>
+                <m:t xml:space="preserve">μν</m:t>
+              </m:r>
+            </m:sup>
+          </m:sSup>
+          <m:r>
+            <m:t xml:space="preserve">+</m:t>
+          </m:r>
+          <m:r>
+            <m:t xml:space="preserve">ψ̄</m:t>
+          </m:r>
+          <m:d>
+            <m:dPr/>
+            <m:e>
+              <m:sSup>
+                <m:e>
+                  <m:r>
+                    <m:t xml:space="preserve">iγ</m:t>
+                  </m:r>
+                </m:e>
+                <m:sup>
+                  <m:r>
+                    <m:t xml:space="preserve">μ</m:t>
+                  </m:r>
+                </m:sup>
+              </m:sSup>
+              <m:sSub>
+                <m:e>
+                  <m:r>
+                    <m:t xml:space="preserve">D</m:t>
+                  </m:r>
+                </m:e>
+                <m:sub>
+                  <m:r>
+                    <m:t xml:space="preserve">μ</m:t>
+                  </m:r>
+                </m:sub>
+              </m:sSub>
+              <m:r>
+                <m:t xml:space="preserve">−</m:t>
+              </m:r>
+              <m:r>
+                <m:t xml:space="preserve">m</m:t>
+              </m:r>
+            </m:e>
+          </m:d>
+          <m:r>
+            <m:t xml:space="preserve">ψ</m:t>
+          </m:r>
+          <m:r>
+            <m:t xml:space="preserve">=</m:t>
+          </m:r>
+          <m:sSub>
+            <m:e>
+              <m:r>
+                <m:t xml:space="preserve">ℒ</m:t>
+              </m:r>
+            </m:e>
+            <m:sub>
+              <m:r>
+                <m:t xml:space="preserve">QED</m:t>
+              </m:r>
+            </m:sub>
+          </m:sSub>
         </m:oMath>
       </m:oMathPara>
     </w:p>
@@ -556,8 +910,52 @@
       </w:pPr>
       <m:oMathPara>
         <m:oMath>
+          <m:d>
+            <m:dPr/>
+            <m:e>
+              <m:sSup>
+                <m:e>
+                  <m:r>
+                    <m:t xml:space="preserve">iγ</m:t>
+                  </m:r>
+                </m:e>
+                <m:sup>
+                  <m:r>
+                    <m:t xml:space="preserve">μ</m:t>
+                  </m:r>
+                </m:sup>
+              </m:sSup>
+              <m:sSub>
+                <m:e>
+                  <m:r>
+                    <m:t xml:space="preserve">D</m:t>
+                  </m:r>
+                </m:e>
+                <m:sub>
+                  <m:r>
+                    <m:t xml:space="preserve">μ</m:t>
+                  </m:r>
+                </m:sub>
+              </m:sSub>
+              <m:r>
+                <m:t xml:space="preserve">−</m:t>
+              </m:r>
+              <m:r>
+                <m:t xml:space="preserve">m</m:t>
+              </m:r>
+            </m:e>
+          </m:d>
           <m:r>
-            <m:t xml:space="preserve">( iγ^μD_μ − m ) ψ = 0</m:t>
+            <m:t xml:space="preserve"> </m:t>
+          </m:r>
+          <m:r>
+            <m:t xml:space="preserve">ψ</m:t>
+          </m:r>
+          <m:r>
+            <m:t xml:space="preserve">=</m:t>
+          </m:r>
+          <m:r>
+            <m:t xml:space="preserve">0</m:t>
           </m:r>
         </m:oMath>
       </m:oMathPara>
@@ -588,7 +986,91 @@
       <m:oMathPara>
         <m:oMath>
           <m:r>
-            <m:t xml:space="preserve">i ∂_μψ̄ γ^μ + q ψ̄γ^μA_μ + m ψ̄ = 0</m:t>
+            <m:t xml:space="preserve">i</m:t>
+          </m:r>
+          <m:r>
+            <m:t xml:space="preserve"> </m:t>
+          </m:r>
+          <m:sSub>
+            <m:e>
+              <m:r>
+                <m:t xml:space="preserve">∂</m:t>
+              </m:r>
+            </m:e>
+            <m:sub>
+              <m:r>
+                <m:t xml:space="preserve">μ</m:t>
+              </m:r>
+            </m:sub>
+          </m:sSub>
+          <m:r>
+            <m:t xml:space="preserve">ψ̄</m:t>
+          </m:r>
+          <m:r>
+            <m:t xml:space="preserve"> </m:t>
+          </m:r>
+          <m:sSup>
+            <m:e>
+              <m:r>
+                <m:t xml:space="preserve">γ</m:t>
+              </m:r>
+            </m:e>
+            <m:sup>
+              <m:r>
+                <m:t xml:space="preserve">μ</m:t>
+              </m:r>
+            </m:sup>
+          </m:sSup>
+          <m:r>
+            <m:t xml:space="preserve">+</m:t>
+          </m:r>
+          <m:r>
+            <m:t xml:space="preserve">q</m:t>
+          </m:r>
+          <m:r>
+            <m:t xml:space="preserve"> </m:t>
+          </m:r>
+          <m:sSup>
+            <m:e>
+              <m:r>
+                <m:t xml:space="preserve">ψ̄γ</m:t>
+              </m:r>
+            </m:e>
+            <m:sup>
+              <m:r>
+                <m:t xml:space="preserve">μ</m:t>
+              </m:r>
+            </m:sup>
+          </m:sSup>
+          <m:sSub>
+            <m:e>
+              <m:r>
+                <m:t xml:space="preserve">A</m:t>
+              </m:r>
+            </m:e>
+            <m:sub>
+              <m:r>
+                <m:t xml:space="preserve">μ</m:t>
+              </m:r>
+            </m:sub>
+          </m:sSub>
+          <m:r>
+            <m:t xml:space="preserve">+</m:t>
+          </m:r>
+          <m:r>
+            <m:t xml:space="preserve">m</m:t>
+          </m:r>
+          <m:r>
+            <m:t xml:space="preserve"> </m:t>
+          </m:r>
+          <m:r>
+            <m:t xml:space="preserve">ψ̄</m:t>
+          </m:r>
+          <m:r>
+            <m:t xml:space="preserve">=</m:t>
+          </m:r>
+          <m:r>
+            <m:t xml:space="preserve">0</m:t>
           </m:r>
         </m:oMath>
       </m:oMathPara>
@@ -626,9 +1108,277 @@
       </w:pPr>
       <m:oMathPara>
         <m:oMath>
+          <m:f>
+            <m:num>
+              <m:r>
+                <m:t xml:space="preserve">∂</m:t>
+              </m:r>
+            </m:num>
+            <m:den>
+              <m:r>
+                <m:t xml:space="preserve">∂</m:t>
+              </m:r>
+              <m:d>
+                <m:dPr/>
+                <m:e>
+                  <m:sSub>
+                    <m:e>
+                      <m:r>
+                        <m:t xml:space="preserve">∂</m:t>
+                      </m:r>
+                    </m:e>
+                    <m:sub>
+                      <m:r>
+                        <m:t xml:space="preserve">μ</m:t>
+                      </m:r>
+                    </m:sub>
+                  </m:sSub>
+                  <m:sSub>
+                    <m:e>
+                      <m:r>
+                        <m:t xml:space="preserve">A</m:t>
+                      </m:r>
+                    </m:e>
+                    <m:sub>
+                      <m:r>
+                        <m:t xml:space="preserve">ν</m:t>
+                      </m:r>
+                    </m:sub>
+                  </m:sSub>
+                </m:e>
+              </m:d>
+            </m:den>
+          </m:f>
           <m:r>
-            <m:t xml:space="preserve">∂/∂(∂_μA_ν) [ − (1/4) F_αβF^αβ ] = − (1/2) F^αβ ( δ^μ_αδ^ν_β − δ^μ_βδ^ν_α ) = − (1/2) ( F^μν − F^νμ ) = − F^μν</m:t>
+            <m:t xml:space="preserve"> </m:t>
           </m:r>
+          <m:d>
+            <m:dPr>
+              <m:begChr m:val="["/>
+              <m:endChr m:val="]"/>
+            </m:dPr>
+            <m:e>
+              <m:r>
+                <m:t xml:space="preserve">−</m:t>
+              </m:r>
+              <m:f>
+                <m:num>
+                  <m:r>
+                    <m:t xml:space="preserve">1</m:t>
+                  </m:r>
+                </m:num>
+                <m:den>
+                  <m:r>
+                    <m:t xml:space="preserve">4</m:t>
+                  </m:r>
+                </m:den>
+              </m:f>
+              <m:r>
+                <m:t xml:space="preserve"> </m:t>
+              </m:r>
+              <m:sSub>
+                <m:e>
+                  <m:r>
+                    <m:t xml:space="preserve">F</m:t>
+                  </m:r>
+                </m:e>
+                <m:sub>
+                  <m:r>
+                    <m:t xml:space="preserve">αβ</m:t>
+                  </m:r>
+                </m:sub>
+              </m:sSub>
+              <m:sSup>
+                <m:e>
+                  <m:r>
+                    <m:t xml:space="preserve">F</m:t>
+                  </m:r>
+                </m:e>
+                <m:sup>
+                  <m:r>
+                    <m:t xml:space="preserve">αβ</m:t>
+                  </m:r>
+                </m:sup>
+              </m:sSup>
+            </m:e>
+          </m:d>
+          <m:r>
+            <m:t xml:space="preserve">=</m:t>
+          </m:r>
+          <m:r>
+            <m:t xml:space="preserve">−</m:t>
+          </m:r>
+          <m:f>
+            <m:num>
+              <m:r>
+                <m:t xml:space="preserve">1</m:t>
+              </m:r>
+            </m:num>
+            <m:den>
+              <m:r>
+                <m:t xml:space="preserve">2</m:t>
+              </m:r>
+            </m:den>
+          </m:f>
+          <m:r>
+            <m:t xml:space="preserve"> </m:t>
+          </m:r>
+          <m:sSup>
+            <m:e>
+              <m:r>
+                <m:t xml:space="preserve">F</m:t>
+              </m:r>
+            </m:e>
+            <m:sup>
+              <m:r>
+                <m:t xml:space="preserve">αβ</m:t>
+              </m:r>
+            </m:sup>
+          </m:sSup>
+          <m:r>
+            <m:t xml:space="preserve"> </m:t>
+          </m:r>
+          <m:d>
+            <m:dPr/>
+            <m:e>
+              <m:sSubSup>
+                <m:e>
+                  <m:sSubSup>
+                    <m:e>
+                      <m:r>
+                        <m:t xml:space="preserve">δ</m:t>
+                      </m:r>
+                    </m:e>
+                    <m:sub>
+                      <m:r>
+                        <m:t xml:space="preserve">αδ</m:t>
+                      </m:r>
+                    </m:sub>
+                    <m:sup>
+                      <m:r>
+                        <m:t xml:space="preserve">μ</m:t>
+                      </m:r>
+                    </m:sup>
+                  </m:sSubSup>
+                </m:e>
+                <m:sub>
+                  <m:r>
+                    <m:t xml:space="preserve">β</m:t>
+                  </m:r>
+                </m:sub>
+                <m:sup>
+                  <m:r>
+                    <m:t xml:space="preserve">ν</m:t>
+                  </m:r>
+                </m:sup>
+              </m:sSubSup>
+              <m:r>
+                <m:t xml:space="preserve">−</m:t>
+              </m:r>
+              <m:sSubSup>
+                <m:e>
+                  <m:sSubSup>
+                    <m:e>
+                      <m:r>
+                        <m:t xml:space="preserve">δ</m:t>
+                      </m:r>
+                    </m:e>
+                    <m:sub>
+                      <m:r>
+                        <m:t xml:space="preserve">βδ</m:t>
+                      </m:r>
+                    </m:sub>
+                    <m:sup>
+                      <m:r>
+                        <m:t xml:space="preserve">μ</m:t>
+                      </m:r>
+                    </m:sup>
+                  </m:sSubSup>
+                </m:e>
+                <m:sub>
+                  <m:r>
+                    <m:t xml:space="preserve">α</m:t>
+                  </m:r>
+                </m:sub>
+                <m:sup>
+                  <m:r>
+                    <m:t xml:space="preserve">ν</m:t>
+                  </m:r>
+                </m:sup>
+              </m:sSubSup>
+            </m:e>
+          </m:d>
+          <m:r>
+            <m:t xml:space="preserve">=</m:t>
+          </m:r>
+          <m:r>
+            <m:t xml:space="preserve">−</m:t>
+          </m:r>
+          <m:f>
+            <m:num>
+              <m:r>
+                <m:t xml:space="preserve">1</m:t>
+              </m:r>
+            </m:num>
+            <m:den>
+              <m:r>
+                <m:t xml:space="preserve">2</m:t>
+              </m:r>
+            </m:den>
+          </m:f>
+          <m:r>
+            <m:t xml:space="preserve"> </m:t>
+          </m:r>
+          <m:d>
+            <m:dPr/>
+            <m:e>
+              <m:sSup>
+                <m:e>
+                  <m:r>
+                    <m:t xml:space="preserve">F</m:t>
+                  </m:r>
+                </m:e>
+                <m:sup>
+                  <m:r>
+                    <m:t xml:space="preserve">μν</m:t>
+                  </m:r>
+                </m:sup>
+              </m:sSup>
+              <m:r>
+                <m:t xml:space="preserve">−</m:t>
+              </m:r>
+              <m:sSup>
+                <m:e>
+                  <m:r>
+                    <m:t xml:space="preserve">F</m:t>
+                  </m:r>
+                </m:e>
+                <m:sup>
+                  <m:r>
+                    <m:t xml:space="preserve">νμ</m:t>
+                  </m:r>
+                </m:sup>
+              </m:sSup>
+            </m:e>
+          </m:d>
+          <m:r>
+            <m:t xml:space="preserve">=</m:t>
+          </m:r>
+          <m:r>
+            <m:t xml:space="preserve">−</m:t>
+          </m:r>
+          <m:sSup>
+            <m:e>
+              <m:r>
+                <m:t xml:space="preserve">F</m:t>
+              </m:r>
+            </m:e>
+            <m:sup>
+              <m:r>
+                <m:t xml:space="preserve">μν</m:t>
+              </m:r>
+            </m:sup>
+          </m:sSup>
         </m:oMath>
       </m:oMathPara>
     </w:p>
@@ -657,9 +1407,115 @@
       </w:pPr>
       <m:oMathPara>
         <m:oMath>
+          <m:sSub>
+            <m:e>
+              <m:r>
+                <m:t xml:space="preserve">∂</m:t>
+              </m:r>
+            </m:e>
+            <m:sub>
+              <m:r>
+                <m:t xml:space="preserve">μ</m:t>
+              </m:r>
+            </m:sub>
+          </m:sSub>
+          <m:d>
+            <m:dPr/>
+            <m:e>
+              <m:r>
+                <m:t xml:space="preserve">−</m:t>
+              </m:r>
+              <m:sSup>
+                <m:e>
+                  <m:r>
+                    <m:t xml:space="preserve">F</m:t>
+                  </m:r>
+                </m:e>
+                <m:sup>
+                  <m:r>
+                    <m:t xml:space="preserve">μν</m:t>
+                  </m:r>
+                </m:sup>
+              </m:sSup>
+            </m:e>
+          </m:d>
           <m:r>
-            <m:t xml:space="preserve">∂_μ(−F^μν) − (−j^ν) = 0 ⟹ ∂_μF^μν = j^ν</m:t>
+            <m:t xml:space="preserve">−</m:t>
           </m:r>
+          <m:d>
+            <m:dPr/>
+            <m:e>
+              <m:r>
+                <m:t xml:space="preserve">−</m:t>
+              </m:r>
+              <m:sSup>
+                <m:e>
+                  <m:r>
+                    <m:t xml:space="preserve">j</m:t>
+                  </m:r>
+                </m:e>
+                <m:sup>
+                  <m:r>
+                    <m:t xml:space="preserve">ν</m:t>
+                  </m:r>
+                </m:sup>
+              </m:sSup>
+            </m:e>
+          </m:d>
+          <m:r>
+            <m:t xml:space="preserve">=</m:t>
+          </m:r>
+          <m:r>
+            <m:t xml:space="preserve">0</m:t>
+          </m:r>
+          <m:r>
+            <m:t xml:space="preserve"> </m:t>
+          </m:r>
+          <m:r>
+            <m:t xml:space="preserve">⟹</m:t>
+          </m:r>
+          <m:r>
+            <m:t xml:space="preserve"> </m:t>
+          </m:r>
+          <m:sSub>
+            <m:e>
+              <m:r>
+                <m:t xml:space="preserve">∂</m:t>
+              </m:r>
+            </m:e>
+            <m:sub>
+              <m:r>
+                <m:t xml:space="preserve">μ</m:t>
+              </m:r>
+            </m:sub>
+          </m:sSub>
+          <m:sSup>
+            <m:e>
+              <m:r>
+                <m:t xml:space="preserve">F</m:t>
+              </m:r>
+            </m:e>
+            <m:sup>
+              <m:r>
+                <m:t xml:space="preserve">μν</m:t>
+              </m:r>
+            </m:sup>
+          </m:sSup>
+          <m:r>
+            <m:t xml:space="preserve">=</m:t>
+          </m:r>
+          <m:sSup>
+            <m:e>
+              <m:r>
+                <m:t xml:space="preserve">j</m:t>
+              </m:r>
+            </m:e>
+            <m:sup>
+              <m:r>
+                <m:t xml:space="preserve">ν</m:t>
+              </m:r>
+            </m:sup>
+          </m:sSup>
         </m:oMath>
       </m:oMathPara>
     </w:p>
@@ -709,9 +1565,69 @@
       </w:pPr>
       <m:oMathPara>
         <m:oMath>
+          <m:sSub>
+            <m:e>
+              <m:r>
+                <m:t xml:space="preserve">∂</m:t>
+              </m:r>
+            </m:e>
+            <m:sub>
+              <m:r>
+                <m:t xml:space="preserve">ν</m:t>
+              </m:r>
+            </m:sub>
+          </m:sSub>
+          <m:sSub>
+            <m:e>
+              <m:r>
+                <m:t xml:space="preserve">∂</m:t>
+              </m:r>
+            </m:e>
+            <m:sub>
+              <m:r>
+                <m:t xml:space="preserve">μ</m:t>
+              </m:r>
+            </m:sub>
+          </m:sSub>
+          <m:sSup>
+            <m:e>
+              <m:r>
+                <m:t xml:space="preserve">F</m:t>
+              </m:r>
+            </m:e>
+            <m:sup>
+              <m:r>
+                <m:t xml:space="preserve">μν</m:t>
+              </m:r>
+            </m:sup>
+          </m:sSup>
           <m:r>
-            <m:t xml:space="preserve">∂_ν∂_μF^μν = ∂_νj^ν</m:t>
+            <m:t xml:space="preserve">=</m:t>
           </m:r>
+          <m:sSub>
+            <m:e>
+              <m:r>
+                <m:t xml:space="preserve">∂</m:t>
+              </m:r>
+            </m:e>
+            <m:sub>
+              <m:r>
+                <m:t xml:space="preserve">ν</m:t>
+              </m:r>
+            </m:sub>
+          </m:sSub>
+          <m:sSup>
+            <m:e>
+              <m:r>
+                <m:t xml:space="preserve">j</m:t>
+              </m:r>
+            </m:e>
+            <m:sup>
+              <m:r>
+                <m:t xml:space="preserve">ν</m:t>
+              </m:r>
+            </m:sup>
+          </m:sSup>
         </m:oMath>
       </m:oMathPara>
     </w:p>
@@ -769,13 +1685,124 @@
     </w:p>
     <w:p>
       <w:pPr>
-        <w:spacing w:before="100" w:after="160"/>
+        <w:spacing w:before="100" w:after="40"/>
         <w:jc w:val="center"/>
       </w:pPr>
       <m:oMathPara>
         <m:oMath>
+          <m:d>
+            <m:dPr/>
+            <m:e>
+              <m:sSup>
+                <m:e>
+                  <m:r>
+                    <m:t xml:space="preserve">iγ</m:t>
+                  </m:r>
+                </m:e>
+                <m:sup>
+                  <m:r>
+                    <m:t xml:space="preserve">μ</m:t>
+                  </m:r>
+                </m:sup>
+              </m:sSup>
+              <m:sSub>
+                <m:e>
+                  <m:r>
+                    <m:t xml:space="preserve">D</m:t>
+                  </m:r>
+                </m:e>
+                <m:sub>
+                  <m:r>
+                    <m:t xml:space="preserve">μ</m:t>
+                  </m:r>
+                </m:sub>
+              </m:sSub>
+              <m:r>
+                <m:t xml:space="preserve">−</m:t>
+              </m:r>
+              <m:r>
+                <m:t xml:space="preserve">m</m:t>
+              </m:r>
+            </m:e>
+          </m:d>
           <m:r>
-            <m:t xml:space="preserve">( iγ^μD_μ − m ) ψ = 0 , qquad ∂_μF^μν = j^ν = qψ̄γ^νψ</m:t>
+            <m:t xml:space="preserve"> </m:t>
+          </m:r>
+          <m:r>
+            <m:t xml:space="preserve">ψ</m:t>
+          </m:r>
+          <m:r>
+            <m:t xml:space="preserve">=</m:t>
+          </m:r>
+          <m:r>
+            <m:t xml:space="preserve">0</m:t>
+          </m:r>
+        </m:oMath>
+      </m:oMathPara>
+    </w:p>
+    <w:p>
+      <w:pPr>
+        <w:spacing w:before="40" w:after="160"/>
+        <w:jc w:val="center"/>
+      </w:pPr>
+      <m:oMathPara>
+        <m:oMath>
+          <m:sSub>
+            <m:e>
+              <m:r>
+                <m:t xml:space="preserve">∂</m:t>
+              </m:r>
+            </m:e>
+            <m:sub>
+              <m:r>
+                <m:t xml:space="preserve">μ</m:t>
+              </m:r>
+            </m:sub>
+          </m:sSub>
+          <m:sSup>
+            <m:e>
+              <m:r>
+                <m:t xml:space="preserve">F</m:t>
+              </m:r>
+            </m:e>
+            <m:sup>
+              <m:r>
+                <m:t xml:space="preserve">μν</m:t>
+              </m:r>
+            </m:sup>
+          </m:sSup>
+          <m:r>
+            <m:t xml:space="preserve">=</m:t>
+          </m:r>
+          <m:sSup>
+            <m:e>
+              <m:r>
+                <m:t xml:space="preserve">j</m:t>
+              </m:r>
+            </m:e>
+            <m:sup>
+              <m:r>
+                <m:t xml:space="preserve">ν</m:t>
+              </m:r>
+            </m:sup>
+          </m:sSup>
+          <m:r>
+            <m:t xml:space="preserve">=</m:t>
+          </m:r>
+          <m:sSup>
+            <m:e>
+              <m:r>
+                <m:t xml:space="preserve">qψ̄γ</m:t>
+              </m:r>
+            </m:e>
+            <m:sup>
+              <m:r>
+                <m:t xml:space="preserve">ν</m:t>
+              </m:r>
+            </m:sup>
+          </m:sSup>
+          <m:r>
+            <m:t xml:space="preserve">ψ</m:t>
           </m:r>
         </m:oMath>
       </m:oMathPara>
